--- a/docs/Cơ sở dữ liệu phân tán (1).docx
+++ b/docs/Cơ sở dữ liệu phân tán (1).docx
@@ -202,12 +202,12 @@
                 <wp:extent cx="5843088" cy="8939343"/>
                 <wp:effectExtent b="0" l="0" r="0" t="0"/>
                 <wp:wrapNone/>
-                <wp:docPr id="1" name="image27.png"/>
+                <wp:docPr id="1" name="image23.png"/>
                 <a:graphic>
                   <a:graphicData uri="http://schemas.openxmlformats.org/drawingml/2006/picture">
                     <pic:pic>
                       <pic:nvPicPr>
-                        <pic:cNvPr id="0" name="image27.png"/>
+                        <pic:cNvPr id="0" name="image23.png"/>
                         <pic:cNvPicPr preferRelativeResize="0"/>
                       </pic:nvPicPr>
                       <pic:blipFill>
@@ -608,6 +608,31 @@
         <w:spacing w:line="360" w:lineRule="auto"/>
         <w:ind w:left="1440" w:right="49" w:firstLine="720"/>
         <w:rPr>
+          <w:b w:val="1"/>
+          <w:bCs w:val="1"/>
+          <w:i w:val="1"/>
+          <w:iCs w:val="1"/>
+        </w:rPr>
+      </w:pPr>
+      <w:r>
+        <w:rPr>
+          <w:b w:val="1"/>
+          <w:bCs w:val="1"/>
+          <w:i w:val="1"/>
+          <w:iCs w:val="1"/>
+          <w:rtl w:val="0"/>
+        </w:rPr>
+        <w:tab/>
+        <w:tab/>
+        <w:tab/>
+        <w:t xml:space="preserve">Trần Việt Anh - B23DCCN050</w:t>
+      </w:r>
+    </w:p>
+    <w:p>
+      <w:pPr>
+        <w:spacing w:line="360" w:lineRule="auto"/>
+        <w:ind w:left="1440" w:right="49" w:firstLine="720"/>
+        <w:rPr>
           <w:sz w:val="28"/>
           <w:szCs w:val="28"/>
         </w:rPr>
@@ -702,12 +727,23 @@
     <w:p>
       <w:pPr>
         <w:spacing w:line="294" w:lineRule="auto"/>
-        <w:ind w:left="720" w:right="49" w:firstLine="720"/>
-        <w:rPr>
-          <w:sz w:val="28"/>
-          <w:szCs w:val="28"/>
-        </w:rPr>
-      </w:pPr>
+        <w:ind w:left="720" w:right="49" w:firstLine="0"/>
+        <w:jc w:val="center"/>
+        <w:rPr>
+          <w:b w:val="1"/>
+          <w:bCs w:val="1"/>
+          <w:sz w:val="28"/>
+          <w:szCs w:val="28"/>
+        </w:rPr>
+      </w:pPr>
+      <w:r>
+        <w:rPr>
+          <w:b w:val="1"/>
+          <w:bCs w:val="1"/>
+          <w:rtl w:val="0"/>
+        </w:rPr>
+        <w:t xml:space="preserve">Hà Nội, 2026</w:t>
+      </w:r>
       <w:r>
         <w:rPr>
           <w:rtl w:val="0"/>
@@ -773,7 +809,7 @@
     </w:p>
     <w:sdt>
       <w:sdtPr>
-        <w:id w:val="993194060"/>
+        <w:id w:val="-254445382"/>
         <w:docPartObj>
           <w:docPartGallery w:val="Table of Contents"/>
           <w:docPartUnique w:val="1"/>
@@ -4708,7 +4744,7 @@
     </w:p>
     <w:sdt>
       <w:sdtPr>
-        <w:id w:val="-225875530"/>
+        <w:id w:val="180957078"/>
         <w:docPartObj>
           <w:docPartGallery w:val="Table of Contents"/>
           <w:docPartUnique w:val="1"/>
@@ -13461,12 +13497,12 @@
           <wp:inline distB="114300" distT="114300" distL="114300" distR="114300">
             <wp:extent cx="5759775" cy="5549900"/>
             <wp:effectExtent b="0" l="0" r="0" t="0"/>
-            <wp:docPr id="9" name="image26.png"/>
+            <wp:docPr id="9" name="image14.png"/>
             <a:graphic>
               <a:graphicData uri="http://schemas.openxmlformats.org/drawingml/2006/picture">
                 <pic:pic>
                   <pic:nvPicPr>
-                    <pic:cNvPr id="0" name="image26.png"/>
+                    <pic:cNvPr id="0" name="image14.png"/>
                     <pic:cNvPicPr preferRelativeResize="0"/>
                   </pic:nvPicPr>
                   <pic:blipFill>
@@ -14656,7 +14692,7 @@
       </w:r>
       <w:sdt>
         <w:sdtPr>
-          <w:id w:val="-1250850554"/>
+          <w:id w:val="-539182376"/>
           <w:tag w:val="goog_rdk_0"/>
         </w:sdtPr>
         <w:sdtContent>
@@ -14735,7 +14771,7 @@
       </w:r>
       <w:sdt>
         <w:sdtPr>
-          <w:id w:val="-720171288"/>
+          <w:id w:val="-1018707276"/>
           <w:tag w:val="goog_rdk_1"/>
         </w:sdtPr>
         <w:sdtContent>
@@ -15537,12 +15573,12 @@
           <wp:inline distB="114300" distT="114300" distL="114300" distR="114300">
             <wp:extent cx="5759775" cy="2984500"/>
             <wp:effectExtent b="0" l="0" r="0" t="0"/>
-            <wp:docPr id="25" name="image18.png"/>
+            <wp:docPr id="25" name="image24.png"/>
             <a:graphic>
               <a:graphicData uri="http://schemas.openxmlformats.org/drawingml/2006/picture">
                 <pic:pic>
                   <pic:nvPicPr>
-                    <pic:cNvPr id="0" name="image18.png"/>
+                    <pic:cNvPr id="0" name="image24.png"/>
                     <pic:cNvPicPr preferRelativeResize="0"/>
                   </pic:nvPicPr>
                   <pic:blipFill>
@@ -16533,12 +16569,12 @@
           <wp:inline distB="114300" distT="114300" distL="114300" distR="114300">
             <wp:extent cx="5759775" cy="2590800"/>
             <wp:effectExtent b="0" l="0" r="0" t="0"/>
-            <wp:docPr id="23" name="image22.png"/>
+            <wp:docPr id="23" name="image26.png"/>
             <a:graphic>
               <a:graphicData uri="http://schemas.openxmlformats.org/drawingml/2006/picture">
                 <pic:pic>
                   <pic:nvPicPr>
-                    <pic:cNvPr id="0" name="image22.png"/>
+                    <pic:cNvPr id="0" name="image26.png"/>
                     <pic:cNvPicPr preferRelativeResize="0"/>
                   </pic:nvPicPr>
                   <pic:blipFill>
@@ -16649,12 +16685,12 @@
           <wp:inline distB="114300" distT="114300" distL="114300" distR="114300">
             <wp:extent cx="4656935" cy="6400082"/>
             <wp:effectExtent b="0" l="0" r="0" t="0"/>
-            <wp:docPr id="27" name="image17.png"/>
+            <wp:docPr id="27" name="image25.png"/>
             <a:graphic>
               <a:graphicData uri="http://schemas.openxmlformats.org/drawingml/2006/picture">
                 <pic:pic>
                   <pic:nvPicPr>
-                    <pic:cNvPr id="0" name="image17.png"/>
+                    <pic:cNvPr id="0" name="image25.png"/>
                     <pic:cNvPicPr preferRelativeResize="0"/>
                   </pic:nvPicPr>
                   <pic:blipFill>
@@ -16753,12 +16789,12 @@
           <wp:inline distB="114300" distT="114300" distL="114300" distR="114300">
             <wp:extent cx="5220527" cy="6333808"/>
             <wp:effectExtent b="0" l="0" r="0" t="0"/>
-            <wp:docPr id="14" name="image6.png"/>
+            <wp:docPr id="14" name="image12.png"/>
             <a:graphic>
               <a:graphicData uri="http://schemas.openxmlformats.org/drawingml/2006/picture">
                 <pic:pic>
                   <pic:nvPicPr>
-                    <pic:cNvPr id="0" name="image6.png"/>
+                    <pic:cNvPr id="0" name="image12.png"/>
                     <pic:cNvPicPr preferRelativeResize="0"/>
                   </pic:nvPicPr>
                   <pic:blipFill>
@@ -17138,12 +17174,12 @@
           <wp:inline distB="114300" distT="114300" distL="114300" distR="114300">
             <wp:extent cx="2940840" cy="4384197"/>
             <wp:effectExtent b="0" l="0" r="0" t="0"/>
-            <wp:docPr id="24" name="image23.png"/>
+            <wp:docPr id="24" name="image19.png"/>
             <a:graphic>
               <a:graphicData uri="http://schemas.openxmlformats.org/drawingml/2006/picture">
                 <pic:pic>
                   <pic:nvPicPr>
-                    <pic:cNvPr id="0" name="image23.png"/>
+                    <pic:cNvPr id="0" name="image19.png"/>
                     <pic:cNvPicPr preferRelativeResize="0"/>
                   </pic:nvPicPr>
                   <pic:blipFill>
@@ -17600,12 +17636,12 @@
           <wp:inline distB="114300" distT="114300" distL="114300" distR="114300">
             <wp:extent cx="3445665" cy="4672247"/>
             <wp:effectExtent b="0" l="0" r="0" t="0"/>
-            <wp:docPr id="15" name="image24.png"/>
+            <wp:docPr id="15" name="image21.png"/>
             <a:graphic>
               <a:graphicData uri="http://schemas.openxmlformats.org/drawingml/2006/picture">
                 <pic:pic>
                   <pic:nvPicPr>
-                    <pic:cNvPr id="0" name="image24.png"/>
+                    <pic:cNvPr id="0" name="image21.png"/>
                     <pic:cNvPicPr preferRelativeResize="0"/>
                   </pic:nvPicPr>
                   <pic:blipFill>
@@ -18047,12 +18083,12 @@
           <wp:inline distB="114300" distT="114300" distL="114300" distR="114300">
             <wp:extent cx="4021928" cy="5837441"/>
             <wp:effectExtent b="0" l="0" r="0" t="0"/>
-            <wp:docPr id="26" name="image19.png"/>
+            <wp:docPr id="26" name="image22.png"/>
             <a:graphic>
               <a:graphicData uri="http://schemas.openxmlformats.org/drawingml/2006/picture">
                 <pic:pic>
                   <pic:nvPicPr>
-                    <pic:cNvPr id="0" name="image19.png"/>
+                    <pic:cNvPr id="0" name="image22.png"/>
                     <pic:cNvPicPr preferRelativeResize="0"/>
                   </pic:nvPicPr>
                   <pic:blipFill>
@@ -18246,12 +18282,12 @@
           <wp:inline distB="114300" distT="114300" distL="114300" distR="114300">
             <wp:extent cx="2822594" cy="5061203"/>
             <wp:effectExtent b="0" l="0" r="0" t="0"/>
-            <wp:docPr id="10" name="image25.png"/>
+            <wp:docPr id="10" name="image5.png"/>
             <a:graphic>
               <a:graphicData uri="http://schemas.openxmlformats.org/drawingml/2006/picture">
                 <pic:pic>
                   <pic:nvPicPr>
-                    <pic:cNvPr id="0" name="image25.png"/>
+                    <pic:cNvPr id="0" name="image5.png"/>
                     <pic:cNvPicPr preferRelativeResize="0"/>
                   </pic:nvPicPr>
                   <pic:blipFill>
@@ -18614,12 +18650,12 @@
           <wp:inline distB="114300" distT="114300" distL="114300" distR="114300">
             <wp:extent cx="3040853" cy="4462428"/>
             <wp:effectExtent b="0" l="0" r="0" t="0"/>
-            <wp:docPr id="19" name="image5.png"/>
+            <wp:docPr id="19" name="image17.png"/>
             <a:graphic>
               <a:graphicData uri="http://schemas.openxmlformats.org/drawingml/2006/picture">
                 <pic:pic>
                   <pic:nvPicPr>
-                    <pic:cNvPr id="0" name="image5.png"/>
+                    <pic:cNvPr id="0" name="image17.png"/>
                     <pic:cNvPicPr preferRelativeResize="0"/>
                   </pic:nvPicPr>
                   <pic:blipFill>
@@ -18940,12 +18976,12 @@
           <wp:inline distB="114300" distT="114300" distL="114300" distR="114300">
             <wp:extent cx="3769515" cy="4979825"/>
             <wp:effectExtent b="0" l="0" r="0" t="0"/>
-            <wp:docPr id="12" name="image16.png"/>
+            <wp:docPr id="12" name="image9.png"/>
             <a:graphic>
               <a:graphicData uri="http://schemas.openxmlformats.org/drawingml/2006/picture">
                 <pic:pic>
                   <pic:nvPicPr>
-                    <pic:cNvPr id="0" name="image16.png"/>
+                    <pic:cNvPr id="0" name="image9.png"/>
                     <pic:cNvPicPr preferRelativeResize="0"/>
                   </pic:nvPicPr>
                   <pic:blipFill>
@@ -20298,12 +20334,12 @@
           <wp:inline distB="114300" distT="114300" distL="114300" distR="114300">
             <wp:extent cx="5759775" cy="4826000"/>
             <wp:effectExtent b="0" l="0" r="0" t="0"/>
-            <wp:docPr id="20" name="image12.png"/>
+            <wp:docPr id="20" name="image10.png"/>
             <a:graphic>
               <a:graphicData uri="http://schemas.openxmlformats.org/drawingml/2006/picture">
                 <pic:pic>
                   <pic:nvPicPr>
-                    <pic:cNvPr id="0" name="image12.png"/>
+                    <pic:cNvPr id="0" name="image10.png"/>
                     <pic:cNvPicPr preferRelativeResize="0"/>
                   </pic:nvPicPr>
                   <pic:blipFill>
@@ -20412,12 +20448,12 @@
           <wp:inline distB="114300" distT="114300" distL="114300" distR="114300">
             <wp:extent cx="4982528" cy="2445968"/>
             <wp:effectExtent b="0" l="0" r="0" t="0"/>
-            <wp:docPr id="2" name="image3.png"/>
+            <wp:docPr id="2" name="image6.png"/>
             <a:graphic>
               <a:graphicData uri="http://schemas.openxmlformats.org/drawingml/2006/picture">
                 <pic:pic>
                   <pic:nvPicPr>
-                    <pic:cNvPr id="0" name="image3.png"/>
+                    <pic:cNvPr id="0" name="image6.png"/>
                     <pic:cNvPicPr preferRelativeResize="0"/>
                   </pic:nvPicPr>
                   <pic:blipFill>
@@ -20461,12 +20497,12 @@
           <wp:inline distB="114300" distT="114300" distL="114300" distR="114300">
             <wp:extent cx="5249228" cy="4832760"/>
             <wp:effectExtent b="0" l="0" r="0" t="0"/>
-            <wp:docPr id="5" name="image4.png"/>
+            <wp:docPr id="5" name="image29.png"/>
             <a:graphic>
               <a:graphicData uri="http://schemas.openxmlformats.org/drawingml/2006/picture">
                 <pic:pic>
                   <pic:nvPicPr>
-                    <pic:cNvPr id="0" name="image4.png"/>
+                    <pic:cNvPr id="0" name="image29.png"/>
                     <pic:cNvPicPr preferRelativeResize="0"/>
                   </pic:nvPicPr>
                   <pic:blipFill>
@@ -21826,7 +21862,7 @@
       </w:pPr>
       <w:sdt>
         <w:sdtPr>
-          <w:id w:val="-597909821"/>
+          <w:id w:val="-1382860663"/>
           <w:tag w:val="goog_rdk_2"/>
         </w:sdtPr>
         <w:sdtContent>
@@ -22510,7 +22546,7 @@
       </w:pPr>
       <w:sdt>
         <w:sdtPr>
-          <w:id w:val="493665548"/>
+          <w:id w:val="-26386575"/>
           <w:tag w:val="goog_rdk_3"/>
         </w:sdtPr>
         <w:sdtContent>
@@ -23086,12 +23122,12 @@
           <wp:inline distB="114300" distT="114300" distL="114300" distR="114300">
             <wp:extent cx="4702965" cy="5164552"/>
             <wp:effectExtent b="0" l="0" r="0" t="0"/>
-            <wp:docPr id="22" name="image21.png"/>
+            <wp:docPr id="22" name="image4.png"/>
             <a:graphic>
               <a:graphicData uri="http://schemas.openxmlformats.org/drawingml/2006/picture">
                 <pic:pic>
                   <pic:nvPicPr>
-                    <pic:cNvPr id="0" name="image21.png"/>
+                    <pic:cNvPr id="0" name="image4.png"/>
                     <pic:cNvPicPr preferRelativeResize="0"/>
                   </pic:nvPicPr>
                   <pic:blipFill>
@@ -25628,7 +25664,7 @@
     <w:sdt>
       <w:sdtPr>
         <w:lock w:val="contentLocked"/>
-        <w:id w:val="-2102275764"/>
+        <w:id w:val="-1212923442"/>
         <w:tag w:val="goog_rdk_4"/>
       </w:sdtPr>
       <w:sdtContent>
@@ -26388,12 +26424,12 @@
           <wp:inline distB="114300" distT="114300" distL="114300" distR="114300">
             <wp:extent cx="4906328" cy="1980054"/>
             <wp:effectExtent b="0" l="0" r="0" t="0"/>
-            <wp:docPr id="4" name="image15.png"/>
+            <wp:docPr id="4" name="image2.png"/>
             <a:graphic>
               <a:graphicData uri="http://schemas.openxmlformats.org/drawingml/2006/picture">
                 <pic:pic>
                   <pic:nvPicPr>
-                    <pic:cNvPr id="0" name="image15.png"/>
+                    <pic:cNvPr id="0" name="image2.png"/>
                     <pic:cNvPicPr preferRelativeResize="0"/>
                   </pic:nvPicPr>
                   <pic:blipFill>
@@ -26530,12 +26566,12 @@
           <wp:inline distB="114300" distT="114300" distL="114300" distR="114300">
             <wp:extent cx="4906328" cy="1127239"/>
             <wp:effectExtent b="0" l="0" r="0" t="0"/>
-            <wp:docPr id="7" name="image2.png"/>
+            <wp:docPr id="7" name="image3.png"/>
             <a:graphic>
               <a:graphicData uri="http://schemas.openxmlformats.org/drawingml/2006/picture">
                 <pic:pic>
                   <pic:nvPicPr>
-                    <pic:cNvPr id="0" name="image2.png"/>
+                    <pic:cNvPr id="0" name="image3.png"/>
                     <pic:cNvPicPr preferRelativeResize="0"/>
                   </pic:nvPicPr>
                   <pic:blipFill>
@@ -26624,12 +26660,12 @@
           <wp:inline distB="114300" distT="114300" distL="114300" distR="114300">
             <wp:extent cx="4896803" cy="1711045"/>
             <wp:effectExtent b="0" l="0" r="0" t="0"/>
-            <wp:docPr id="18" name="image10.png"/>
+            <wp:docPr id="18" name="image20.png"/>
             <a:graphic>
               <a:graphicData uri="http://schemas.openxmlformats.org/drawingml/2006/picture">
                 <pic:pic>
                   <pic:nvPicPr>
-                    <pic:cNvPr id="0" name="image10.png"/>
+                    <pic:cNvPr id="0" name="image20.png"/>
                     <pic:cNvPicPr preferRelativeResize="0"/>
                   </pic:nvPicPr>
                   <pic:blipFill>
@@ -26785,12 +26821,12 @@
           <wp:inline distB="114300" distT="114300" distL="114300" distR="114300">
             <wp:extent cx="4868228" cy="694156"/>
             <wp:effectExtent b="0" l="0" r="0" t="0"/>
-            <wp:docPr id="17" name="image14.png"/>
+            <wp:docPr id="17" name="image13.png"/>
             <a:graphic>
               <a:graphicData uri="http://schemas.openxmlformats.org/drawingml/2006/picture">
                 <pic:pic>
                   <pic:nvPicPr>
-                    <pic:cNvPr id="0" name="image14.png"/>
+                    <pic:cNvPr id="0" name="image13.png"/>
                     <pic:cNvPicPr preferRelativeResize="0"/>
                   </pic:nvPicPr>
                   <pic:blipFill>
@@ -28485,12 +28521,12 @@
           <wp:inline distB="114300" distT="114300" distL="114300" distR="114300">
             <wp:extent cx="5125403" cy="940441"/>
             <wp:effectExtent b="0" l="0" r="0" t="0"/>
-            <wp:docPr id="13" name="image8.png"/>
+            <wp:docPr id="13" name="image7.png"/>
             <a:graphic>
               <a:graphicData uri="http://schemas.openxmlformats.org/drawingml/2006/picture">
                 <pic:pic>
                   <pic:nvPicPr>
-                    <pic:cNvPr id="0" name="image8.png"/>
+                    <pic:cNvPr id="0" name="image7.png"/>
                     <pic:cNvPicPr preferRelativeResize="0"/>
                   </pic:nvPicPr>
                   <pic:blipFill>
@@ -28695,12 +28731,12 @@
           <wp:inline distB="114300" distT="114300" distL="114300" distR="114300">
             <wp:extent cx="4696778" cy="3911071"/>
             <wp:effectExtent b="0" l="0" r="0" t="0"/>
-            <wp:docPr id="16" name="image13.png"/>
+            <wp:docPr id="16" name="image8.png"/>
             <a:graphic>
               <a:graphicData uri="http://schemas.openxmlformats.org/drawingml/2006/picture">
                 <pic:pic>
                   <pic:nvPicPr>
-                    <pic:cNvPr id="0" name="image13.png"/>
+                    <pic:cNvPr id="0" name="image8.png"/>
                     <pic:cNvPicPr preferRelativeResize="0"/>
                   </pic:nvPicPr>
                   <pic:blipFill>
@@ -28814,12 +28850,12 @@
           <wp:inline distB="114300" distT="114300" distL="114300" distR="114300">
             <wp:extent cx="5183145" cy="5114608"/>
             <wp:effectExtent b="0" l="0" r="0" t="0"/>
-            <wp:docPr id="8" name="image7.png"/>
+            <wp:docPr id="8" name="image18.png"/>
             <a:graphic>
               <a:graphicData uri="http://schemas.openxmlformats.org/drawingml/2006/picture">
                 <pic:pic>
                   <pic:nvPicPr>
-                    <pic:cNvPr id="0" name="image7.png"/>
+                    <pic:cNvPr id="0" name="image18.png"/>
                     <pic:cNvPicPr preferRelativeResize="0"/>
                   </pic:nvPicPr>
                   <pic:blipFill>
@@ -28934,12 +28970,12 @@
           <wp:inline distB="114300" distT="114300" distL="114300" distR="114300">
             <wp:extent cx="5253080" cy="416773"/>
             <wp:effectExtent b="0" l="0" r="0" t="0"/>
-            <wp:docPr id="11" name="image9.png"/>
+            <wp:docPr id="11" name="image15.png"/>
             <a:graphic>
               <a:graphicData uri="http://schemas.openxmlformats.org/drawingml/2006/picture">
                 <pic:pic>
                   <pic:nvPicPr>
-                    <pic:cNvPr id="0" name="image9.png"/>
+                    <pic:cNvPr id="0" name="image15.png"/>
                     <pic:cNvPicPr preferRelativeResize="0"/>
                   </pic:nvPicPr>
                   <pic:blipFill>
@@ -29064,12 +29100,12 @@
           <wp:inline distB="114300" distT="114300" distL="114300" distR="114300">
             <wp:extent cx="5134928" cy="2317849"/>
             <wp:effectExtent b="0" l="0" r="0" t="0"/>
-            <wp:docPr id="21" name="image20.png"/>
+            <wp:docPr id="21" name="image16.png"/>
             <a:graphic>
               <a:graphicData uri="http://schemas.openxmlformats.org/drawingml/2006/picture">
                 <pic:pic>
                   <pic:nvPicPr>
-                    <pic:cNvPr id="0" name="image20.png"/>
+                    <pic:cNvPr id="0" name="image16.png"/>
                     <pic:cNvPicPr preferRelativeResize="0"/>
                   </pic:nvPicPr>
                   <pic:blipFill>
@@ -29131,7 +29167,7 @@
     <w:sdt>
       <w:sdtPr>
         <w:lock w:val="contentLocked"/>
-        <w:id w:val="1848896530"/>
+        <w:id w:val="-2072030554"/>
         <w:tag w:val="goog_rdk_5"/>
       </w:sdtPr>
       <w:sdtContent>
@@ -29741,7 +29777,7 @@
     <w:sdt>
       <w:sdtPr>
         <w:lock w:val="contentLocked"/>
-        <w:id w:val="-1367726311"/>
+        <w:id w:val="1589950450"/>
         <w:tag w:val="goog_rdk_6"/>
       </w:sdtPr>
       <w:sdtContent>
@@ -30948,7 +30984,7 @@
     <w:sdt>
       <w:sdtPr>
         <w:lock w:val="contentLocked"/>
-        <w:id w:val="-1003477348"/>
+        <w:id w:val="838548764"/>
         <w:tag w:val="goog_rdk_7"/>
       </w:sdtPr>
       <w:sdtContent>
